--- a/Individual_Summary_Case_Study_Analysis_Lululemon_PESTEL.docx
+++ b/Individual_Summary_Case_Study_Analysis_Lululemon_PESTEL.docx
@@ -179,7 +179,7 @@
           <w:sz w:val="24"/>
           <w:szCs w:val="24"/>
         </w:rPr>
-        <w:t xml:space="preserve">The PESTEL analysis shows that the most important outside forces for Lululemon are economic and sociocultural. On the economic side, inflation and slower spending on expensive apparel put pressure on the company because its products are priced at a premium, but at the same time Lululemon is seeing strong growth in international markets, especially China. The sociocultural trend toward athleisure and healthier lifestyles has been a major driver of demand, and growing interest in men’s athletic wear and social media trends like the Everywhere Belt Bag have helped the brand reach new customers. However, that same social media attention has created a “dupe” culture where cheaper copies of Lululemon products spread quickly. Political forces such as tariffs matter because most of Lululemon’s products are made in Vietnam, Cambodia, and other Asian countries. Technology plays a moderate role through e‑commerce and fabric innovation, although the failed Mirror acquisition shows that not every technology bet pays off. Finally, environmental expectations and legal issues like patent lawsuits and product recalls are present but have a lower impact on the company’s overall strategy.</w:t>
+        <w:t xml:space="preserve">The PESTEL shows that the biggest outside forces on Lululemon are economic and sociocultural. Lululemon sells expensive workout clothes, so when prices go up and people have less money to spend, it hurts the company. At the same time, the brand is growing fast in other countries like China, which helps make up for slower sales in the U.S. The athleisure trend is a big reason Lululemon has done so well, since more people are wearing workout clothes every day and not just at the gym. Social media has also helped the brand blow up, like with the belt bag going viral on TikTok, but it has also led to a lot of cheaper knockoffs. Tariffs are something to watch because most of their clothes are made in Vietnam and Cambodia. Technology matters some through online sales and new fabrics, but the Mirror purchase shows that not every tech idea works out. Environmental and legal issues like lawsuits and recalls are there, but they do not really change the company’s overall direction.</w:t>
       </w:r>
     </w:p>
     <w:p>
